--- a/HEMA Phase Wise Templets-/Project Design Phase/Proposed Solution/Proposed Solution Template.docx
+++ b/HEMA Phase Wise Templets-/Project Design Phase/Proposed Solution/Proposed Solution Template.docx
@@ -139,7 +139,17 @@
             <w:tcW w:w="4335" w:type="dxa"/>
           </w:tcPr>
           <w:p>
-            <w:r>
+            <w:pPr>
+              <w:rPr>
+                <w:b/>
+                <w:bCs/>
+              </w:rPr>
+            </w:pPr>
+            <w:r>
+              <w:rPr>
+                <w:b/>
+                <w:bCs/>
+              </w:rPr>
               <w:t>Nutrition Assistant</w:t>
             </w:r>
           </w:p>
@@ -1311,6 +1321,7 @@
   <w:style w:type="character" w:default="1" w:styleId="DefaultParagraphFont">
     <w:name w:val="Default Paragraph Font"/>
     <w:uiPriority w:val="1"/>
+    <w:semiHidden/>
     <w:unhideWhenUsed/>
   </w:style>
   <w:style w:type="table" w:default="1" w:styleId="TableNormal">
@@ -1758,8 +1769,8 @@
 <file path=customXml/itemProps1.xml><?xml version="1.0" encoding="utf-8"?>
 <ds:datastoreItem xmlns:ds="http://schemas.openxmlformats.org/officeDocument/2006/customXml" ds:itemID="{11111111-1234-1234-1234-123412341234}">
   <ds:schemaRefs>
+    <ds:schemaRef ds:uri="http://customooxmlschemas.google.com/"/>
     <ds:schemaRef ds:uri="http://schemas.openxmlformats.org/officeDocument/2006/relationships"/>
-    <ds:schemaRef ds:uri="http://customooxmlschemas.google.com/"/>
   </ds:schemaRefs>
 </ds:datastoreItem>
 </file>